--- a/postulaciones/FMA_2026_ESCUELAS_E_INCLUSION.docx
+++ b/postulaciones/FMA_2026_ESCUELAS_E_INCLUSION.docx
@@ -6310,6 +6310,1821 @@
       </w:r>
       <w:r>
         <w:t>, que es una especialidad angosta.</w:t>
+      </w:r>
+    </w:p>
+    <w:p>
+      <w:pPr>
+        <w:spacing w:before="40" w:after="120"/>
+        <w:pBdr>
+          <w:bottom w:val="single" w:sz="6" w:color="BBBBBB"/>
+        </w:pBdr>
+      </w:pPr>
+    </w:p>
+    <w:p>
+      <w:pPr>
+        <w:pStyle w:val="Heading2"/>
+      </w:pPr>
+      <w:r>
+        <w:rPr>
+          <w:color w:val="1B4D3E"/>
+        </w:rPr>
+        <w:t>8-bis. Perfil evaluado: Paula Pérez Riveros (13-08-2026)</w:t>
+      </w:r>
+    </w:p>
+    <w:p>
+      <w:pPr>
+        <w:spacing w:after="120"/>
+      </w:pPr>
+      <w:r>
+        <w:rPr>
+          <w:b/>
+        </w:rPr>
+        <w:t>Fuente:</w:t>
+      </w:r>
+      <w:r>
+        <w:t xml:space="preserve"> perfil público en iNaturalist Chile —el nodo oficial del Ministerio del Medio Ambiente— consultado además vía la API pública de iNaturalist. </w:t>
+      </w:r>
+      <w:r>
+        <w:rPr>
+          <w:b/>
+        </w:rPr>
+        <w:t>Todos los números son verificables por cualquiera</w:t>
+      </w:r>
+      <w:r>
+        <w:t>, incluido el comité evaluador.</w:t>
+      </w:r>
+    </w:p>
+    <w:tbl>
+      <w:tblPr>
+        <w:tblStyle w:val="TableGrid"/>
+        <w:tblW w:type="auto" w:w="0"/>
+        <w:jc w:val="center"/>
+        <w:tblLook w:firstColumn="1" w:firstRow="1" w:lastColumn="0" w:lastRow="0" w:noHBand="0" w:noVBand="1" w:val="04A0"/>
+      </w:tblPr>
+      <w:tblGrid>
+        <w:gridCol w:w="4320"/>
+        <w:gridCol w:w="4320"/>
+      </w:tblGrid>
+      <w:tr>
+        <w:tc>
+          <w:tcPr>
+            <w:tcW w:type="dxa" w:w="4320"/>
+            <w:shd w:val="clear" w:fill="E8F0E4"/>
+          </w:tcPr>
+          <w:p>
+            <w:r>
+              <w:rPr>
+                <w:b/>
+                <w:sz w:val="19"/>
+              </w:rPr>
+            </w:r>
+            <w:r>
+              <w:rPr>
+                <w:b/>
+                <w:sz w:val="19"/>
+              </w:rPr>
+              <w:t>Dato</w:t>
+            </w:r>
+          </w:p>
+        </w:tc>
+        <w:tc>
+          <w:tcPr>
+            <w:tcW w:type="dxa" w:w="4320"/>
+            <w:shd w:val="clear" w:fill="E8F0E4"/>
+          </w:tcPr>
+          <w:p>
+            <w:r>
+              <w:rPr>
+                <w:b/>
+                <w:sz w:val="19"/>
+              </w:rPr>
+            </w:r>
+            <w:r>
+              <w:rPr>
+                <w:b/>
+                <w:sz w:val="19"/>
+              </w:rPr>
+              <w:t>Valor</w:t>
+            </w:r>
+          </w:p>
+        </w:tc>
+      </w:tr>
+      <w:tr>
+        <w:tc>
+          <w:tcPr>
+            <w:tcW w:type="dxa" w:w="4320"/>
+          </w:tcPr>
+          <w:p>
+            <w:r>
+              <w:rPr>
+                <w:sz w:val="19"/>
+              </w:rPr>
+            </w:r>
+            <w:r>
+              <w:rPr>
+                <w:sz w:val="19"/>
+              </w:rPr>
+              <w:t>Título declarado</w:t>
+            </w:r>
+          </w:p>
+        </w:tc>
+        <w:tc>
+          <w:tcPr>
+            <w:tcW w:type="dxa" w:w="4320"/>
+          </w:tcPr>
+          <w:p>
+            <w:r>
+              <w:rPr>
+                <w:sz w:val="19"/>
+              </w:rPr>
+            </w:r>
+            <w:r>
+              <w:rPr>
+                <w:b/>
+                <w:sz w:val="19"/>
+              </w:rPr>
+              <w:t>Ingeniera en Recursos Naturales</w:t>
+            </w:r>
+          </w:p>
+        </w:tc>
+      </w:tr>
+      <w:tr>
+        <w:tc>
+          <w:tcPr>
+            <w:tcW w:type="dxa" w:w="4320"/>
+          </w:tcPr>
+          <w:p>
+            <w:r>
+              <w:rPr>
+                <w:sz w:val="19"/>
+              </w:rPr>
+            </w:r>
+            <w:r>
+              <w:rPr>
+                <w:sz w:val="19"/>
+              </w:rPr>
+              <w:t>Ubicación declarada</w:t>
+            </w:r>
+          </w:p>
+        </w:tc>
+        <w:tc>
+          <w:tcPr>
+            <w:tcW w:type="dxa" w:w="4320"/>
+          </w:tcPr>
+          <w:p>
+            <w:r>
+              <w:rPr>
+                <w:sz w:val="19"/>
+              </w:rPr>
+            </w:r>
+            <w:r>
+              <w:rPr>
+                <w:b/>
+                <w:sz w:val="19"/>
+              </w:rPr>
+              <w:t>Región de La Araucanía</w:t>
+            </w:r>
+          </w:p>
+        </w:tc>
+      </w:tr>
+      <w:tr>
+        <w:tc>
+          <w:tcPr>
+            <w:tcW w:type="dxa" w:w="4320"/>
+          </w:tcPr>
+          <w:p>
+            <w:r>
+              <w:rPr>
+                <w:sz w:val="19"/>
+              </w:rPr>
+            </w:r>
+            <w:r>
+              <w:rPr>
+                <w:sz w:val="19"/>
+              </w:rPr>
+              <w:t>En la plataforma desde</w:t>
+            </w:r>
+          </w:p>
+        </w:tc>
+        <w:tc>
+          <w:tcPr>
+            <w:tcW w:type="dxa" w:w="4320"/>
+          </w:tcPr>
+          <w:p>
+            <w:r>
+              <w:rPr>
+                <w:sz w:val="19"/>
+              </w:rPr>
+            </w:r>
+            <w:r>
+              <w:rPr>
+                <w:sz w:val="19"/>
+              </w:rPr>
+              <w:t>22 de noviembre de 2020</w:t>
+            </w:r>
+          </w:p>
+        </w:tc>
+      </w:tr>
+      <w:tr>
+        <w:tc>
+          <w:tcPr>
+            <w:tcW w:type="dxa" w:w="4320"/>
+          </w:tcPr>
+          <w:p>
+            <w:r>
+              <w:rPr>
+                <w:sz w:val="19"/>
+              </w:rPr>
+            </w:r>
+            <w:r>
+              <w:rPr>
+                <w:sz w:val="19"/>
+              </w:rPr>
+              <w:t>Última actividad</w:t>
+            </w:r>
+          </w:p>
+        </w:tc>
+        <w:tc>
+          <w:tcPr>
+            <w:tcW w:type="dxa" w:w="4320"/>
+          </w:tcPr>
+          <w:p>
+            <w:r>
+              <w:rPr>
+                <w:sz w:val="19"/>
+              </w:rPr>
+            </w:r>
+            <w:r>
+              <w:rPr>
+                <w:b/>
+                <w:sz w:val="19"/>
+              </w:rPr>
+              <w:t>12 de agosto de 2026</w:t>
+            </w:r>
+            <w:r>
+              <w:rPr>
+                <w:sz w:val="19"/>
+              </w:rPr>
+              <w:t xml:space="preserve"> (activa)</w:t>
+            </w:r>
+          </w:p>
+        </w:tc>
+      </w:tr>
+      <w:tr>
+        <w:tc>
+          <w:tcPr>
+            <w:tcW w:type="dxa" w:w="4320"/>
+          </w:tcPr>
+          <w:p>
+            <w:r>
+              <w:rPr>
+                <w:sz w:val="19"/>
+              </w:rPr>
+            </w:r>
+            <w:r>
+              <w:rPr>
+                <w:sz w:val="19"/>
+              </w:rPr>
+              <w:t>Observaciones propias</w:t>
+            </w:r>
+          </w:p>
+        </w:tc>
+        <w:tc>
+          <w:tcPr>
+            <w:tcW w:type="dxa" w:w="4320"/>
+          </w:tcPr>
+          <w:p>
+            <w:r>
+              <w:rPr>
+                <w:sz w:val="19"/>
+              </w:rPr>
+            </w:r>
+            <w:r>
+              <w:rPr>
+                <w:b/>
+                <w:sz w:val="19"/>
+              </w:rPr>
+              <w:t>1.031</w:t>
+            </w:r>
+            <w:r>
+              <w:rPr>
+                <w:sz w:val="19"/>
+              </w:rPr>
+              <w:t xml:space="preserve"> · 334 especies</w:t>
+            </w:r>
+          </w:p>
+        </w:tc>
+      </w:tr>
+      <w:tr>
+        <w:tc>
+          <w:tcPr>
+            <w:tcW w:type="dxa" w:w="4320"/>
+          </w:tcPr>
+          <w:p>
+            <w:r>
+              <w:rPr>
+                <w:sz w:val="19"/>
+              </w:rPr>
+            </w:r>
+            <w:r>
+              <w:rPr>
+                <w:b/>
+                <w:sz w:val="19"/>
+              </w:rPr>
+              <w:t>Identificaciones realizadas</w:t>
+            </w:r>
+          </w:p>
+        </w:tc>
+        <w:tc>
+          <w:tcPr>
+            <w:tcW w:type="dxa" w:w="4320"/>
+          </w:tcPr>
+          <w:p>
+            <w:r>
+              <w:rPr>
+                <w:sz w:val="19"/>
+              </w:rPr>
+            </w:r>
+            <w:r>
+              <w:rPr>
+                <w:b/>
+                <w:sz w:val="19"/>
+              </w:rPr>
+              <w:t>2.893</w:t>
+            </w:r>
+          </w:p>
+        </w:tc>
+      </w:tr>
+    </w:tbl>
+    <w:p/>
+    <w:p>
+      <w:pPr>
+        <w:spacing w:after="120"/>
+      </w:pPr>
+      <w:r>
+        <w:t xml:space="preserve">🔑 </w:t>
+      </w:r>
+      <w:r>
+        <w:rPr>
+          <w:b/>
+        </w:rPr>
+        <w:t>El dato que más importa: identifica casi tres veces más de lo que publica.</w:t>
+      </w:r>
+      <w:r>
+        <w:t xml:space="preserve"> 2.893 identificaciones contra 1.031 observaciones es el patrón de quien </w:t>
+      </w:r>
+      <w:r>
+        <w:rPr>
+          <w:b/>
+        </w:rPr>
+        <w:t>valida material de otras personas</w:t>
+      </w:r>
+      <w:r>
+        <w:t xml:space="preserve"> — exactamente la función que el proyecto necesita.</w:t>
+      </w:r>
+    </w:p>
+    <w:p>
+      <w:pPr>
+        <w:pStyle w:val="Heading3"/>
+      </w:pPr>
+      <w:r>
+        <w:rPr>
+          <w:color w:val="1B4D3E"/>
+        </w:rPr>
+        <w:t>Identificaciones por grupo (consulta directa a la API)</w:t>
+      </w:r>
+    </w:p>
+    <w:tbl>
+      <w:tblPr>
+        <w:tblStyle w:val="TableGrid"/>
+        <w:tblW w:type="auto" w:w="0"/>
+        <w:jc w:val="center"/>
+        <w:tblLook w:firstColumn="1" w:firstRow="1" w:lastColumn="0" w:lastRow="0" w:noHBand="0" w:noVBand="1" w:val="04A0"/>
+      </w:tblPr>
+      <w:tblGrid>
+        <w:gridCol w:w="2160"/>
+        <w:gridCol w:w="2160"/>
+        <w:gridCol w:w="2160"/>
+        <w:gridCol w:w="2160"/>
+      </w:tblGrid>
+      <w:tr>
+        <w:tc>
+          <w:tcPr>
+            <w:tcW w:type="dxa" w:w="2160"/>
+            <w:shd w:val="clear" w:fill="E8F0E4"/>
+          </w:tcPr>
+          <w:p>
+            <w:r>
+              <w:rPr>
+                <w:b/>
+                <w:sz w:val="19"/>
+              </w:rPr>
+            </w:r>
+            <w:r>
+              <w:rPr>
+                <w:b/>
+                <w:sz w:val="19"/>
+              </w:rPr>
+              <w:t>Grupo</w:t>
+            </w:r>
+          </w:p>
+        </w:tc>
+        <w:tc>
+          <w:tcPr>
+            <w:tcW w:type="dxa" w:w="2160"/>
+            <w:shd w:val="clear" w:fill="E8F0E4"/>
+          </w:tcPr>
+          <w:p>
+            <w:r>
+              <w:rPr>
+                <w:b/>
+                <w:sz w:val="19"/>
+              </w:rPr>
+            </w:r>
+            <w:r>
+              <w:rPr>
+                <w:b/>
+                <w:sz w:val="19"/>
+              </w:rPr>
+              <w:t>Identificaciones</w:t>
+            </w:r>
+          </w:p>
+        </w:tc>
+        <w:tc>
+          <w:tcPr>
+            <w:tcW w:type="dxa" w:w="2160"/>
+            <w:shd w:val="clear" w:fill="E8F0E4"/>
+          </w:tcPr>
+          <w:p>
+            <w:r>
+              <w:rPr>
+                <w:b/>
+                <w:sz w:val="19"/>
+              </w:rPr>
+            </w:r>
+            <w:r>
+              <w:rPr>
+                <w:b/>
+                <w:sz w:val="19"/>
+              </w:rPr>
+              <w:t>Obs. propias</w:t>
+            </w:r>
+          </w:p>
+        </w:tc>
+        <w:tc>
+          <w:tcPr>
+            <w:tcW w:type="dxa" w:w="2160"/>
+            <w:shd w:val="clear" w:fill="E8F0E4"/>
+          </w:tcPr>
+          <w:p>
+            <w:r>
+              <w:rPr>
+                <w:b/>
+                <w:sz w:val="19"/>
+              </w:rPr>
+            </w:r>
+            <w:r>
+              <w:rPr>
+                <w:b/>
+                <w:sz w:val="19"/>
+              </w:rPr>
+              <w:t>Lectura</w:t>
+            </w:r>
+          </w:p>
+        </w:tc>
+      </w:tr>
+      <w:tr>
+        <w:tc>
+          <w:tcPr>
+            <w:tcW w:type="dxa" w:w="2160"/>
+          </w:tcPr>
+          <w:p>
+            <w:r>
+              <w:rPr>
+                <w:sz w:val="19"/>
+              </w:rPr>
+            </w:r>
+            <w:r>
+              <w:rPr>
+                <w:b/>
+                <w:sz w:val="19"/>
+              </w:rPr>
+              <w:t>Aves</w:t>
+            </w:r>
+          </w:p>
+        </w:tc>
+        <w:tc>
+          <w:tcPr>
+            <w:tcW w:type="dxa" w:w="2160"/>
+          </w:tcPr>
+          <w:p>
+            <w:r>
+              <w:rPr>
+                <w:sz w:val="19"/>
+              </w:rPr>
+            </w:r>
+            <w:r>
+              <w:rPr>
+                <w:b/>
+                <w:sz w:val="19"/>
+              </w:rPr>
+              <w:t>1.602</w:t>
+            </w:r>
+          </w:p>
+        </w:tc>
+        <w:tc>
+          <w:tcPr>
+            <w:tcW w:type="dxa" w:w="2160"/>
+          </w:tcPr>
+          <w:p>
+            <w:r>
+              <w:rPr>
+                <w:sz w:val="19"/>
+              </w:rPr>
+            </w:r>
+            <w:r>
+              <w:rPr>
+                <w:sz w:val="19"/>
+              </w:rPr>
+              <w:t>411</w:t>
+            </w:r>
+          </w:p>
+        </w:tc>
+        <w:tc>
+          <w:tcPr>
+            <w:tcW w:type="dxa" w:w="2160"/>
+          </w:tcPr>
+          <w:p>
+            <w:r>
+              <w:rPr>
+                <w:sz w:val="19"/>
+              </w:rPr>
+            </w:r>
+            <w:r>
+              <w:rPr>
+                <w:sz w:val="19"/>
+              </w:rPr>
+              <w:t>✅ Muy fuerte</w:t>
+            </w:r>
+          </w:p>
+        </w:tc>
+      </w:tr>
+      <w:tr>
+        <w:tc>
+          <w:tcPr>
+            <w:tcW w:type="dxa" w:w="2160"/>
+          </w:tcPr>
+          <w:p>
+            <w:r>
+              <w:rPr>
+                <w:sz w:val="19"/>
+              </w:rPr>
+            </w:r>
+            <w:r>
+              <w:rPr>
+                <w:b/>
+                <w:sz w:val="19"/>
+              </w:rPr>
+              <w:t>Hongos</w:t>
+            </w:r>
+            <w:r>
+              <w:rPr>
+                <w:sz w:val="19"/>
+              </w:rPr>
+              <w:t xml:space="preserve"> (total)</w:t>
+            </w:r>
+          </w:p>
+        </w:tc>
+        <w:tc>
+          <w:tcPr>
+            <w:tcW w:type="dxa" w:w="2160"/>
+          </w:tcPr>
+          <w:p>
+            <w:r>
+              <w:rPr>
+                <w:sz w:val="19"/>
+              </w:rPr>
+            </w:r>
+            <w:r>
+              <w:rPr>
+                <w:b/>
+                <w:sz w:val="19"/>
+              </w:rPr>
+              <w:t>1.449</w:t>
+            </w:r>
+          </w:p>
+        </w:tc>
+        <w:tc>
+          <w:tcPr>
+            <w:tcW w:type="dxa" w:w="2160"/>
+          </w:tcPr>
+          <w:p>
+            <w:r>
+              <w:rPr>
+                <w:sz w:val="19"/>
+              </w:rPr>
+            </w:r>
+            <w:r>
+              <w:rPr>
+                <w:sz w:val="19"/>
+              </w:rPr>
+              <w:t>382</w:t>
+            </w:r>
+          </w:p>
+        </w:tc>
+        <w:tc>
+          <w:tcPr>
+            <w:tcW w:type="dxa" w:w="2160"/>
+          </w:tcPr>
+          <w:p>
+            <w:r>
+              <w:rPr>
+                <w:sz w:val="19"/>
+              </w:rPr>
+            </w:r>
+            <w:r>
+              <w:rPr>
+                <w:sz w:val="19"/>
+              </w:rPr>
+              <w:t>✅ Muy fuerte</w:t>
+            </w:r>
+          </w:p>
+        </w:tc>
+      </w:tr>
+      <w:tr>
+        <w:tc>
+          <w:tcPr>
+            <w:tcW w:type="dxa" w:w="2160"/>
+          </w:tcPr>
+          <w:p>
+            <w:r>
+              <w:rPr>
+                <w:sz w:val="19"/>
+              </w:rPr>
+            </w:r>
+            <w:r>
+              <w:rPr>
+                <w:sz w:val="19"/>
+              </w:rPr>
+              <w:t>· Basidiomycota (setas)</w:t>
+            </w:r>
+          </w:p>
+        </w:tc>
+        <w:tc>
+          <w:tcPr>
+            <w:tcW w:type="dxa" w:w="2160"/>
+          </w:tcPr>
+          <w:p>
+            <w:r>
+              <w:rPr>
+                <w:sz w:val="19"/>
+              </w:rPr>
+            </w:r>
+            <w:r>
+              <w:rPr>
+                <w:sz w:val="19"/>
+              </w:rPr>
+              <w:t>1.253</w:t>
+            </w:r>
+          </w:p>
+        </w:tc>
+        <w:tc>
+          <w:tcPr>
+            <w:tcW w:type="dxa" w:w="2160"/>
+          </w:tcPr>
+          <w:p>
+            <w:r>
+              <w:rPr>
+                <w:sz w:val="19"/>
+              </w:rPr>
+            </w:r>
+            <w:r>
+              <w:rPr>
+                <w:sz w:val="19"/>
+              </w:rPr>
+              <w:t>320</w:t>
+            </w:r>
+          </w:p>
+        </w:tc>
+        <w:tc>
+          <w:tcPr>
+            <w:tcW w:type="dxa" w:w="2160"/>
+          </w:tcPr>
+          <w:p>
+            <w:r>
+              <w:rPr>
+                <w:sz w:val="19"/>
+              </w:rPr>
+            </w:r>
+            <w:r>
+              <w:rPr>
+                <w:sz w:val="19"/>
+              </w:rPr>
+              <w:t>✅ Su especialidad de hecho</w:t>
+            </w:r>
+          </w:p>
+        </w:tc>
+      </w:tr>
+      <w:tr>
+        <w:tc>
+          <w:tcPr>
+            <w:tcW w:type="dxa" w:w="2160"/>
+          </w:tcPr>
+          <w:p>
+            <w:r>
+              <w:rPr>
+                <w:sz w:val="19"/>
+              </w:rPr>
+            </w:r>
+            <w:r>
+              <w:rPr>
+                <w:sz w:val="19"/>
+              </w:rPr>
+              <w:t>· Ascomycota</w:t>
+            </w:r>
+          </w:p>
+        </w:tc>
+        <w:tc>
+          <w:tcPr>
+            <w:tcW w:type="dxa" w:w="2160"/>
+          </w:tcPr>
+          <w:p>
+            <w:r>
+              <w:rPr>
+                <w:sz w:val="19"/>
+              </w:rPr>
+            </w:r>
+            <w:r>
+              <w:rPr>
+                <w:sz w:val="19"/>
+              </w:rPr>
+              <w:t>185</w:t>
+            </w:r>
+          </w:p>
+        </w:tc>
+        <w:tc>
+          <w:tcPr>
+            <w:tcW w:type="dxa" w:w="2160"/>
+          </w:tcPr>
+          <w:p>
+            <w:r>
+              <w:rPr>
+                <w:sz w:val="19"/>
+              </w:rPr>
+            </w:r>
+            <w:r>
+              <w:rPr>
+                <w:sz w:val="19"/>
+              </w:rPr>
+              <w:t>61</w:t>
+            </w:r>
+          </w:p>
+        </w:tc>
+        <w:tc>
+          <w:tcPr>
+            <w:tcW w:type="dxa" w:w="2160"/>
+          </w:tcPr>
+          <w:p>
+            <w:r>
+              <w:rPr>
+                <w:sz w:val="19"/>
+              </w:rPr>
+            </w:r>
+            <w:r>
+              <w:rPr>
+                <w:sz w:val="19"/>
+              </w:rPr>
+              <w:t>🟡 Moderado</w:t>
+            </w:r>
+          </w:p>
+        </w:tc>
+      </w:tr>
+      <w:tr>
+        <w:tc>
+          <w:tcPr>
+            <w:tcW w:type="dxa" w:w="2160"/>
+          </w:tcPr>
+          <w:p>
+            <w:r>
+              <w:rPr>
+                <w:sz w:val="19"/>
+              </w:rPr>
+            </w:r>
+            <w:r>
+              <w:rPr>
+                <w:sz w:val="19"/>
+              </w:rPr>
+              <w:t xml:space="preserve">· </w:t>
+            </w:r>
+            <w:r>
+              <w:rPr>
+                <w:b/>
+                <w:sz w:val="19"/>
+              </w:rPr>
+              <w:t>Líquenes</w:t>
+            </w:r>
+            <w:r>
+              <w:rPr>
+                <w:sz w:val="19"/>
+              </w:rPr>
+              <w:t xml:space="preserve"> (Lecanoromycetes)</w:t>
+            </w:r>
+          </w:p>
+        </w:tc>
+        <w:tc>
+          <w:tcPr>
+            <w:tcW w:type="dxa" w:w="2160"/>
+          </w:tcPr>
+          <w:p>
+            <w:r>
+              <w:rPr>
+                <w:sz w:val="19"/>
+              </w:rPr>
+            </w:r>
+            <w:r>
+              <w:rPr>
+                <w:b/>
+                <w:sz w:val="19"/>
+              </w:rPr>
+              <w:t>40</w:t>
+            </w:r>
+          </w:p>
+        </w:tc>
+        <w:tc>
+          <w:tcPr>
+            <w:tcW w:type="dxa" w:w="2160"/>
+          </w:tcPr>
+          <w:p>
+            <w:r>
+              <w:rPr>
+                <w:sz w:val="19"/>
+              </w:rPr>
+            </w:r>
+            <w:r>
+              <w:rPr>
+                <w:sz w:val="19"/>
+              </w:rPr>
+              <w:t>14</w:t>
+            </w:r>
+          </w:p>
+        </w:tc>
+        <w:tc>
+          <w:tcPr>
+            <w:tcW w:type="dxa" w:w="2160"/>
+          </w:tcPr>
+          <w:p>
+            <w:r>
+              <w:rPr>
+                <w:sz w:val="19"/>
+              </w:rPr>
+            </w:r>
+            <w:r>
+              <w:rPr>
+                <w:sz w:val="19"/>
+              </w:rPr>
+              <w:t>⚠️ Existe, no es especialidad</w:t>
+            </w:r>
+          </w:p>
+        </w:tc>
+      </w:tr>
+      <w:tr>
+        <w:tc>
+          <w:tcPr>
+            <w:tcW w:type="dxa" w:w="2160"/>
+          </w:tcPr>
+          <w:p>
+            <w:r>
+              <w:rPr>
+                <w:sz w:val="19"/>
+              </w:rPr>
+            </w:r>
+            <w:r>
+              <w:rPr>
+                <w:b/>
+                <w:sz w:val="19"/>
+              </w:rPr>
+              <w:t>Plantas</w:t>
+            </w:r>
+          </w:p>
+        </w:tc>
+        <w:tc>
+          <w:tcPr>
+            <w:tcW w:type="dxa" w:w="2160"/>
+          </w:tcPr>
+          <w:p>
+            <w:r>
+              <w:rPr>
+                <w:sz w:val="19"/>
+              </w:rPr>
+            </w:r>
+            <w:r>
+              <w:rPr>
+                <w:sz w:val="19"/>
+              </w:rPr>
+              <w:t>559</w:t>
+            </w:r>
+          </w:p>
+        </w:tc>
+        <w:tc>
+          <w:tcPr>
+            <w:tcW w:type="dxa" w:w="2160"/>
+          </w:tcPr>
+          <w:p>
+            <w:r>
+              <w:rPr>
+                <w:sz w:val="19"/>
+              </w:rPr>
+            </w:r>
+            <w:r>
+              <w:rPr>
+                <w:sz w:val="19"/>
+              </w:rPr>
+              <w:t>164</w:t>
+            </w:r>
+          </w:p>
+        </w:tc>
+        <w:tc>
+          <w:tcPr>
+            <w:tcW w:type="dxa" w:w="2160"/>
+          </w:tcPr>
+          <w:p>
+            <w:r>
+              <w:rPr>
+                <w:sz w:val="19"/>
+              </w:rPr>
+            </w:r>
+            <w:r>
+              <w:rPr>
+                <w:sz w:val="19"/>
+              </w:rPr>
+              <w:t>✅ Sólido</w:t>
+            </w:r>
+          </w:p>
+        </w:tc>
+      </w:tr>
+      <w:tr>
+        <w:tc>
+          <w:tcPr>
+            <w:tcW w:type="dxa" w:w="2160"/>
+          </w:tcPr>
+          <w:p>
+            <w:r>
+              <w:rPr>
+                <w:sz w:val="19"/>
+              </w:rPr>
+            </w:r>
+            <w:r>
+              <w:rPr>
+                <w:sz w:val="19"/>
+              </w:rPr>
+              <w:t>· Magnoliopsida (árboles y afines)</w:t>
+            </w:r>
+          </w:p>
+        </w:tc>
+        <w:tc>
+          <w:tcPr>
+            <w:tcW w:type="dxa" w:w="2160"/>
+          </w:tcPr>
+          <w:p>
+            <w:r>
+              <w:rPr>
+                <w:sz w:val="19"/>
+              </w:rPr>
+            </w:r>
+            <w:r>
+              <w:rPr>
+                <w:sz w:val="19"/>
+              </w:rPr>
+              <w:t>468</w:t>
+            </w:r>
+          </w:p>
+        </w:tc>
+        <w:tc>
+          <w:tcPr>
+            <w:tcW w:type="dxa" w:w="2160"/>
+          </w:tcPr>
+          <w:p>
+            <w:r>
+              <w:rPr>
+                <w:sz w:val="19"/>
+              </w:rPr>
+            </w:r>
+            <w:r>
+              <w:rPr>
+                <w:sz w:val="19"/>
+              </w:rPr>
+              <w:t>117</w:t>
+            </w:r>
+          </w:p>
+        </w:tc>
+        <w:tc>
+          <w:tcPr>
+            <w:tcW w:type="dxa" w:w="2160"/>
+          </w:tcPr>
+          <w:p>
+            <w:r>
+              <w:rPr>
+                <w:sz w:val="19"/>
+              </w:rPr>
+            </w:r>
+            <w:r>
+              <w:rPr>
+                <w:sz w:val="19"/>
+              </w:rPr>
+              <w:t>✅ Suficiente para H1</w:t>
+            </w:r>
+          </w:p>
+        </w:tc>
+      </w:tr>
+      <w:tr>
+        <w:tc>
+          <w:tcPr>
+            <w:tcW w:type="dxa" w:w="2160"/>
+          </w:tcPr>
+          <w:p>
+            <w:r>
+              <w:rPr>
+                <w:sz w:val="19"/>
+              </w:rPr>
+            </w:r>
+            <w:r>
+              <w:rPr>
+                <w:sz w:val="19"/>
+              </w:rPr>
+              <w:t>Insectos</w:t>
+            </w:r>
+          </w:p>
+        </w:tc>
+        <w:tc>
+          <w:tcPr>
+            <w:tcW w:type="dxa" w:w="2160"/>
+          </w:tcPr>
+          <w:p>
+            <w:r>
+              <w:rPr>
+                <w:sz w:val="19"/>
+              </w:rPr>
+            </w:r>
+            <w:r>
+              <w:rPr>
+                <w:sz w:val="19"/>
+              </w:rPr>
+              <w:t>40</w:t>
+            </w:r>
+          </w:p>
+        </w:tc>
+        <w:tc>
+          <w:tcPr>
+            <w:tcW w:type="dxa" w:w="2160"/>
+          </w:tcPr>
+          <w:p>
+            <w:r>
+              <w:rPr>
+                <w:sz w:val="19"/>
+              </w:rPr>
+            </w:r>
+            <w:r>
+              <w:rPr>
+                <w:sz w:val="19"/>
+              </w:rPr>
+              <w:t>10</w:t>
+            </w:r>
+          </w:p>
+        </w:tc>
+        <w:tc>
+          <w:tcPr>
+            <w:tcW w:type="dxa" w:w="2160"/>
+          </w:tcPr>
+          <w:p>
+            <w:r>
+              <w:rPr>
+                <w:sz w:val="19"/>
+              </w:rPr>
+            </w:r>
+            <w:r>
+              <w:rPr>
+                <w:sz w:val="19"/>
+              </w:rPr>
+              <w:t>⚠️ Bajo — confirma tratarlos como morfoespecies</w:t>
+            </w:r>
+          </w:p>
+        </w:tc>
+      </w:tr>
+    </w:tbl>
+    <w:p/>
+    <w:p>
+      <w:pPr>
+        <w:pStyle w:val="Heading3"/>
+      </w:pPr>
+      <w:r>
+        <w:rPr>
+          <w:color w:val="1B4D3E"/>
+        </w:rPr>
+        <w:t>Qué cubre y qué no</w:t>
+      </w:r>
+    </w:p>
+    <w:p>
+      <w:pPr>
+        <w:spacing w:after="120"/>
+      </w:pPr>
+      <w:r>
+        <w:t xml:space="preserve">✅ </w:t>
+      </w:r>
+      <w:r>
+        <w:rPr>
+          <w:b/>
+        </w:rPr>
+        <w:t>Identificación de árboles (H1)</w:t>
+      </w:r>
+      <w:r>
+        <w:t xml:space="preserve"> · ✅ </w:t>
+      </w:r>
+      <w:r>
+        <w:rPr>
+          <w:b/>
+        </w:rPr>
+        <w:t>Aves</w:t>
+      </w:r>
+      <w:r>
+        <w:t xml:space="preserve"> — deja de ser "opcional si aparece quién" · ✅ </w:t>
+      </w:r>
+      <w:r>
+        <w:rPr>
+          <w:b/>
+        </w:rPr>
+        <w:t>Hongos</w:t>
+      </w:r>
+      <w:r>
+        <w:t xml:space="preserve"> — ver abajo</w:t>
+      </w:r>
+    </w:p>
+    <w:p>
+      <w:pPr>
+        <w:spacing w:after="120"/>
+      </w:pPr>
+      <w:r>
+        <w:t xml:space="preserve">⚠️ </w:t>
+      </w:r>
+      <w:r>
+        <w:rPr>
+          <w:b/>
+        </w:rPr>
+        <w:t>Líquenes (H3)</w:t>
+      </w:r>
+      <w:r>
+        <w:t xml:space="preserve"> — 40 identificaciones, el 1,4% de su actividad. Conoce el grupo, pero </w:t>
+      </w:r>
+      <w:r>
+        <w:rPr>
+          <w:b/>
+        </w:rPr>
+        <w:t>no alcanza como única fuente para determinación a nivel de especie</w:t>
+      </w:r>
+      <w:r>
+        <w:t>.</w:t>
+      </w:r>
+    </w:p>
+    <w:p>
+      <w:pPr>
+        <w:spacing w:after="120"/>
+      </w:pPr>
+      <w:r>
+        <w:t xml:space="preserve">❌ </w:t>
+      </w:r>
+      <w:r>
+        <w:rPr>
+          <w:b/>
+        </w:rPr>
+        <w:t>Insectos</w:t>
+      </w:r>
+      <w:r>
+        <w:t xml:space="preserve"> — confirma que el plan de morfoespecies fotografiadas era el correcto.</w:t>
+      </w:r>
+    </w:p>
+    <w:p>
+      <w:pPr>
+        <w:spacing w:after="120"/>
+      </w:pPr>
+      <w:r>
+        <w:t xml:space="preserve">⚠️ </w:t>
+      </w:r>
+      <w:r>
+        <w:rPr>
+          <w:b/>
+        </w:rPr>
+        <w:t>Lo que iNaturalist no muestra y hay que preguntarle:</w:t>
+      </w:r>
+      <w:r>
+        <w:t xml:space="preserve"> si ha hecho </w:t>
+      </w:r>
+      <w:r>
+        <w:rPr>
+          <w:b/>
+        </w:rPr>
+        <w:t>inventarios dendrométricos</w:t>
+      </w:r>
+      <w:r>
+        <w:t xml:space="preserve"> (parcelas, DAP, altura) —identificar y medir son destrezas distintas—, si tiene experiencia </w:t>
+      </w:r>
+      <w:r>
+        <w:rPr>
+          <w:b/>
+        </w:rPr>
+        <w:t>con estudiantes o comunidades</w:t>
+      </w:r>
+      <w:r>
+        <w:t xml:space="preserve">, y su </w:t>
+      </w:r>
+      <w:r>
+        <w:rPr>
+          <w:b/>
+        </w:rPr>
+        <w:t>disponibilidad</w:t>
+      </w:r>
+      <w:r>
+        <w:t xml:space="preserve"> entre diciembre y agosto.</w:t>
+      </w:r>
+    </w:p>
+    <w:p>
+      <w:pPr>
+        <w:pStyle w:val="Heading3"/>
+      </w:pPr>
+      <w:r>
+        <w:rPr>
+          <w:color w:val="1B4D3E"/>
+        </w:rPr>
+        <w:t>🔑 Un hallazgo que mejora el diseño: los hongos</w:t>
+      </w:r>
+    </w:p>
+    <w:p>
+      <w:pPr>
+        <w:spacing w:after="120"/>
+      </w:pPr>
+      <w:r>
+        <w:t xml:space="preserve">Yo tenía los hongos como grupo </w:t>
+      </w:r>
+      <w:r>
+        <w:rPr>
+          <w:b/>
+        </w:rPr>
+        <w:t>oportunista</w:t>
+      </w:r>
+      <w:r>
+        <w:t>, por estacionales y efímeros. Con este perfil hay que reconsiderarlo, por tres razones que se refuerzan:</w:t>
+      </w:r>
+    </w:p>
+    <w:p>
+      <w:pPr>
+        <w:pStyle w:val="ListNumber"/>
+      </w:pPr>
+      <w:r>
+        <w:rPr>
+          <w:b/>
+        </w:rPr>
+        <w:t>Hay quién los identifique</w:t>
+      </w:r>
+      <w:r>
+        <w:t>, con solvencia: 1.253 identificaciones de Basidiomycota.</w:t>
+      </w:r>
+    </w:p>
+    <w:p>
+      <w:pPr>
+        <w:pStyle w:val="ListNumber"/>
+      </w:pPr>
+      <w:r>
+        <w:rPr>
+          <w:b/>
+        </w:rPr>
+        <w:t>Los hongos sí se asocian a un árbol individual</w:t>
+      </w:r>
+      <w:r>
+        <w:t xml:space="preserve"> —los de pudrición del fuste, los de la base, los de corteza—, </w:t>
+      </w:r>
+      <w:r>
+        <w:rPr>
+          <w:b/>
+        </w:rPr>
+        <w:t>a diferencia de las aves, que se mueven y solo admiten análisis a nivel de sitio</w:t>
+      </w:r>
+      <w:r>
+        <w:t>. Son compatibles con el vínculo individuo-a-individuo que es la novedad del proyecto.</w:t>
+      </w:r>
+    </w:p>
+    <w:p>
+      <w:pPr>
+        <w:pStyle w:val="ListNumber"/>
+      </w:pPr>
+      <w:r>
+        <w:rPr>
+          <w:b/>
+        </w:rPr>
+        <w:t>La ventana de terreno es marzo-abril</w:t>
+      </w:r>
+      <w:r>
+        <w:t xml:space="preserve">, que en el sur coincide con el inicio de la temporada de fructificación de macrohongos. ⚠️ </w:t>
+      </w:r>
+      <w:r>
+        <w:rPr>
+          <w:b/>
+        </w:rPr>
+        <w:t>Confirmarlo con ella</w:t>
+      </w:r>
+      <w:r>
+        <w:t>, que conoce la fenología local mejor que cualquier fuente que yo consulte.</w:t>
+      </w:r>
+    </w:p>
+    <w:p>
+      <w:pPr>
+        <w:spacing w:after="120"/>
+      </w:pPr>
+      <w:r>
+        <w:t xml:space="preserve">Y algo más: los hongos de pudrición </w:t>
+      </w:r>
+      <w:r>
+        <w:rPr>
+          <w:b/>
+        </w:rPr>
+        <w:t>indican deterioro del árbol</w:t>
+      </w:r>
+      <w:r>
+        <w:t xml:space="preserve">, lo que convierte a </w:t>
+      </w:r>
+      <w:r>
+        <w:rPr>
+          <w:b/>
+        </w:rPr>
+        <w:t>H4</w:t>
+      </w:r>
+      <w:r>
+        <w:t xml:space="preserve"> —</w:t>
+      </w:r>
+      <w:r>
+        <w:rPr>
+          <w:i/>
+        </w:rPr>
+        <w:t>los árboles en mal estado no tienen menos vida, tienen vida distinta</w:t>
+      </w:r>
+      <w:r>
+        <w:t xml:space="preserve">— en la hipótesis </w:t>
+      </w:r>
+      <w:r>
+        <w:rPr>
+          <w:b/>
+        </w:rPr>
+        <w:t>mejor cubierta</w:t>
+      </w:r>
+      <w:r>
+        <w:t xml:space="preserve"> del proyecto, cuando era la más frágil y estaba destinada a quedar como exploratoria.</w:t>
+      </w:r>
+    </w:p>
+    <w:p>
+      <w:pPr>
+        <w:pStyle w:val="Heading3"/>
+      </w:pPr>
+      <w:r>
+        <w:rPr>
+          <w:color w:val="1B4D3E"/>
+        </w:rPr>
+        <w:t>Recomendación: sí sirve, y reordena el diseño a mejor</w:t>
+      </w:r>
+    </w:p>
+    <w:tbl>
+      <w:tblPr>
+        <w:tblStyle w:val="TableGrid"/>
+        <w:tblW w:type="auto" w:w="0"/>
+        <w:jc w:val="center"/>
+        <w:tblLook w:firstColumn="1" w:firstRow="1" w:lastColumn="0" w:lastRow="0" w:noHBand="0" w:noVBand="1" w:val="04A0"/>
+      </w:tblPr>
+      <w:tblGrid>
+        <w:gridCol w:w="2880"/>
+        <w:gridCol w:w="2880"/>
+        <w:gridCol w:w="2880"/>
+      </w:tblGrid>
+      <w:tr>
+        <w:tc>
+          <w:tcPr>
+            <w:tcW w:type="dxa" w:w="2880"/>
+            <w:shd w:val="clear" w:fill="E8F0E4"/>
+          </w:tcPr>
+          <w:p>
+            <w:r>
+              <w:rPr>
+                <w:b/>
+                <w:sz w:val="19"/>
+              </w:rPr>
+            </w:r>
+            <w:r>
+              <w:rPr>
+                <w:b/>
+                <w:sz w:val="19"/>
+              </w:rPr>
+              <w:t>Grupo</w:t>
+            </w:r>
+          </w:p>
+        </w:tc>
+        <w:tc>
+          <w:tcPr>
+            <w:tcW w:type="dxa" w:w="2880"/>
+            <w:shd w:val="clear" w:fill="E8F0E4"/>
+          </w:tcPr>
+          <w:p>
+            <w:r>
+              <w:rPr>
+                <w:b/>
+                <w:sz w:val="19"/>
+              </w:rPr>
+            </w:r>
+            <w:r>
+              <w:rPr>
+                <w:b/>
+                <w:sz w:val="19"/>
+              </w:rPr>
+              <w:t>Antes</w:t>
+            </w:r>
+          </w:p>
+        </w:tc>
+        <w:tc>
+          <w:tcPr>
+            <w:tcW w:type="dxa" w:w="2880"/>
+            <w:shd w:val="clear" w:fill="E8F0E4"/>
+          </w:tcPr>
+          <w:p>
+            <w:r>
+              <w:rPr>
+                <w:b/>
+                <w:sz w:val="19"/>
+              </w:rPr>
+            </w:r>
+            <w:r>
+              <w:rPr>
+                <w:b/>
+                <w:sz w:val="19"/>
+              </w:rPr>
+              <w:t>Ahora</w:t>
+            </w:r>
+          </w:p>
+        </w:tc>
+      </w:tr>
+      <w:tr>
+        <w:tc>
+          <w:tcPr>
+            <w:tcW w:type="dxa" w:w="2880"/>
+          </w:tcPr>
+          <w:p>
+            <w:r>
+              <w:rPr>
+                <w:sz w:val="19"/>
+              </w:rPr>
+            </w:r>
+            <w:r>
+              <w:rPr>
+                <w:b/>
+                <w:sz w:val="19"/>
+              </w:rPr>
+              <w:t>Líquenes</w:t>
+            </w:r>
+          </w:p>
+        </w:tc>
+        <w:tc>
+          <w:tcPr>
+            <w:tcW w:type="dxa" w:w="2880"/>
+          </w:tcPr>
+          <w:p>
+            <w:r>
+              <w:rPr>
+                <w:sz w:val="19"/>
+              </w:rPr>
+            </w:r>
+            <w:r>
+              <w:rPr>
+                <w:sz w:val="19"/>
+              </w:rPr>
+              <w:t>núcleo</w:t>
+            </w:r>
+          </w:p>
+        </w:tc>
+        <w:tc>
+          <w:tcPr>
+            <w:tcW w:type="dxa" w:w="2880"/>
+          </w:tcPr>
+          <w:p>
+            <w:r>
+              <w:rPr>
+                <w:sz w:val="19"/>
+              </w:rPr>
+            </w:r>
+            <w:r>
+              <w:rPr>
+                <w:b/>
+                <w:sz w:val="19"/>
+              </w:rPr>
+              <w:t>co-núcleo, a nivel de morfotipo</w:t>
+            </w:r>
+            <w:r>
+              <w:rPr>
+                <w:sz w:val="19"/>
+              </w:rPr>
+              <w:t xml:space="preserve"> (riqueza y cobertura en grilla, sin nombre de especie). Siguen siendo el único grupo observable todo el año</w:t>
+            </w:r>
+          </w:p>
+        </w:tc>
+      </w:tr>
+      <w:tr>
+        <w:tc>
+          <w:tcPr>
+            <w:tcW w:type="dxa" w:w="2880"/>
+          </w:tcPr>
+          <w:p>
+            <w:r>
+              <w:rPr>
+                <w:sz w:val="19"/>
+              </w:rPr>
+            </w:r>
+            <w:r>
+              <w:rPr>
+                <w:b/>
+                <w:sz w:val="19"/>
+              </w:rPr>
+              <w:t>Hongos</w:t>
+            </w:r>
+          </w:p>
+        </w:tc>
+        <w:tc>
+          <w:tcPr>
+            <w:tcW w:type="dxa" w:w="2880"/>
+          </w:tcPr>
+          <w:p>
+            <w:r>
+              <w:rPr>
+                <w:sz w:val="19"/>
+              </w:rPr>
+            </w:r>
+            <w:r>
+              <w:rPr>
+                <w:sz w:val="19"/>
+              </w:rPr>
+              <w:t>oportunista</w:t>
+            </w:r>
+          </w:p>
+        </w:tc>
+        <w:tc>
+          <w:tcPr>
+            <w:tcW w:type="dxa" w:w="2880"/>
+          </w:tcPr>
+          <w:p>
+            <w:r>
+              <w:rPr>
+                <w:sz w:val="19"/>
+              </w:rPr>
+            </w:r>
+            <w:r>
+              <w:rPr>
+                <w:b/>
+                <w:sz w:val="19"/>
+              </w:rPr>
+              <w:t>co-núcleo</w:t>
+            </w:r>
+            <w:r>
+              <w:rPr>
+                <w:sz w:val="19"/>
+              </w:rPr>
+              <w:t>, asociados al árbol individual</w:t>
+            </w:r>
+          </w:p>
+        </w:tc>
+      </w:tr>
+      <w:tr>
+        <w:tc>
+          <w:tcPr>
+            <w:tcW w:type="dxa" w:w="2880"/>
+          </w:tcPr>
+          <w:p>
+            <w:r>
+              <w:rPr>
+                <w:sz w:val="19"/>
+              </w:rPr>
+            </w:r>
+            <w:r>
+              <w:rPr>
+                <w:b/>
+                <w:sz w:val="19"/>
+              </w:rPr>
+              <w:t>Aves</w:t>
+            </w:r>
+          </w:p>
+        </w:tc>
+        <w:tc>
+          <w:tcPr>
+            <w:tcW w:type="dxa" w:w="2880"/>
+          </w:tcPr>
+          <w:p>
+            <w:r>
+              <w:rPr>
+                <w:sz w:val="19"/>
+              </w:rPr>
+            </w:r>
+            <w:r>
+              <w:rPr>
+                <w:sz w:val="19"/>
+              </w:rPr>
+              <w:t>secundario</w:t>
+            </w:r>
+          </w:p>
+        </w:tc>
+        <w:tc>
+          <w:tcPr>
+            <w:tcW w:type="dxa" w:w="2880"/>
+          </w:tcPr>
+          <w:p>
+            <w:r>
+              <w:rPr>
+                <w:sz w:val="19"/>
+              </w:rPr>
+            </w:r>
+            <w:r>
+              <w:rPr>
+                <w:b/>
+                <w:sz w:val="19"/>
+              </w:rPr>
+              <w:t>secundario, ahora viable</w:t>
+            </w:r>
+            <w:r>
+              <w:rPr>
+                <w:sz w:val="19"/>
+              </w:rPr>
+              <w:t xml:space="preserve"> (1.602 IDs + la Q32 valida aves urbanas)</w:t>
+            </w:r>
+          </w:p>
+        </w:tc>
+      </w:tr>
+      <w:tr>
+        <w:tc>
+          <w:tcPr>
+            <w:tcW w:type="dxa" w:w="2880"/>
+          </w:tcPr>
+          <w:p>
+            <w:r>
+              <w:rPr>
+                <w:sz w:val="19"/>
+              </w:rPr>
+            </w:r>
+            <w:r>
+              <w:rPr>
+                <w:b/>
+                <w:sz w:val="19"/>
+              </w:rPr>
+              <w:t>Artrópodos</w:t>
+            </w:r>
+          </w:p>
+        </w:tc>
+        <w:tc>
+          <w:tcPr>
+            <w:tcW w:type="dxa" w:w="2880"/>
+          </w:tcPr>
+          <w:p>
+            <w:r>
+              <w:rPr>
+                <w:sz w:val="19"/>
+              </w:rPr>
+            </w:r>
+            <w:r>
+              <w:rPr>
+                <w:sz w:val="19"/>
+              </w:rPr>
+              <w:t>terciario</w:t>
+            </w:r>
+          </w:p>
+        </w:tc>
+        <w:tc>
+          <w:tcPr>
+            <w:tcW w:type="dxa" w:w="2880"/>
+          </w:tcPr>
+          <w:p>
+            <w:r>
+              <w:rPr>
+                <w:sz w:val="19"/>
+              </w:rPr>
+            </w:r>
+            <w:r>
+              <w:rPr>
+                <w:sz w:val="19"/>
+              </w:rPr>
+              <w:t>sin cambios: morfoespecies</w:t>
+            </w:r>
+          </w:p>
+        </w:tc>
+      </w:tr>
+    </w:tbl>
+    <w:p/>
+    <w:p>
+      <w:pPr>
+        <w:spacing w:after="120"/>
+      </w:pPr>
+      <w:r>
+        <w:rPr>
+          <w:b/>
+        </w:rPr>
+        <w:t>H1, H2 y H4 quedan cubiertas por el equipo.</w:t>
+      </w:r>
+      <w:r>
+        <w:t xml:space="preserve"> H3 queda en </w:t>
+      </w:r>
+      <w:r>
+        <w:rPr>
+          <w:b/>
+        </w:rPr>
+        <w:t>versión de morfotipos</w:t>
+      </w:r>
+      <w:r>
+        <w:t xml:space="preserve">: se mide riqueza y cobertura de líquenes y se contrasta entre sectores, pero </w:t>
+      </w:r>
+      <w:r>
+        <w:rPr>
+          <w:b/>
+        </w:rPr>
+        <w:t>sin atribuir sensibilidad por especie</w:t>
+      </w:r>
+      <w:r>
+        <w:t>. Es una hipótesis más modesta y honesta — y no requiere contratar a nadie más.</w:t>
+      </w:r>
+    </w:p>
+    <w:p>
+      <w:pPr>
+        <w:pStyle w:val="Heading3"/>
+      </w:pPr>
+      <w:r>
+        <w:rPr>
+          <w:color w:val="1B4D3E"/>
+        </w:rPr>
+        <w:t>Lo que aporta a la postulación más allá de lo técnico</w:t>
+      </w:r>
+    </w:p>
+    <w:p>
+      <w:pPr>
+        <w:pStyle w:val="ListBullet"/>
+      </w:pPr>
+      <w:r>
+        <w:rPr>
+          <w:b/>
+        </w:rPr>
+        <w:t>Cubre la disciplina 1</w:t>
+      </w:r>
+      <w:r>
+        <w:t xml:space="preserve"> (Ciencias naturales) con título pertinente y trayectoria verificable.</w:t>
+      </w:r>
+    </w:p>
+    <w:p>
+      <w:pPr>
+        <w:pStyle w:val="ListBullet"/>
+      </w:pPr>
+      <w:r>
+        <w:rPr>
+          <w:b/>
+        </w:rPr>
+        <w:t>Es de La Araucanía</w:t>
+      </w:r>
+      <w:r>
+        <w:t>: refuerza el arraigo territorial.</w:t>
+      </w:r>
+    </w:p>
+    <w:p>
+      <w:pPr>
+        <w:pStyle w:val="ListBullet"/>
+      </w:pPr>
+      <w:r>
+        <w:rPr>
+          <w:b/>
+        </w:rPr>
+        <w:t>Ya usa iNaturalist, en el nodo del MMA.</w:t>
+      </w:r>
+      <w:r>
+        <w:t xml:space="preserve"> El proyecto no tiene que enseñarle la herramienta central de su propio protocolo. Eso elimina un riesgo real de implementación.</w:t>
+      </w:r>
+    </w:p>
+    <w:p>
+      <w:pPr>
+        <w:pStyle w:val="ListBullet"/>
+      </w:pPr>
+      <w:r>
+        <w:t xml:space="preserve">Su trayectoria </w:t>
+      </w:r>
+      <w:r>
+        <w:rPr>
+          <w:b/>
+        </w:rPr>
+        <w:t>acredita experiencia del equipo</w:t>
+      </w:r>
+      <w:r>
+        <w:t xml:space="preserve"> (Q29) y es </w:t>
+      </w:r>
+      <w:r>
+        <w:rPr>
+          <w:b/>
+        </w:rPr>
+        <w:t>pública y comprobable</w:t>
+      </w:r>
+      <w:r>
+        <w:t xml:space="preserve"> sin que tengamos que adjuntar nada.</w:t>
       </w:r>
     </w:p>
     <w:p>
